--- a/resources/marketplace/packages/goal/SKILL.md.docx
+++ b/resources/marketplace/packages/goal/SKILL.md.docx
@@ -14,7 +14,7 @@
     </w:p>
     <w:p>
       <w:r>
-        <w:t xml:space="preserve">description: Use when the user explicitly sets a long-lived chat goal with /goal or asks to keep working until an objective is done. Pair with /loop for interval check-ins. Never pause the goal yourself.</w:t>
+        <w:t xml:space="preserve">description: Use when the user explicitly sets a long-lived chat goal with /goal or asks to keep working until an objective is done. Pair with /loop for interval check-ins. Never pause or start a goal yourself.</w:t>
       </w:r>
     </w:p>
     <w:p>
@@ -60,12 +60,12 @@
     </w:p>
     <w:p>
       <w:r>
-        <w:t xml:space="preserve">Call create_goal with the user objective when they explicitly asked for a goal. Then work until update_goal with status complete, or the user pauses. Never pause yourself. Do not stop while required work remains.</w:t>
-      </w:r>
-    </w:p>
-    <w:p>
-      <w:r>
-        <w:t xml:space="preserve">Complete only with evidence that the objective is achieved and no required work is left. After a user pause, call update_goal with status active only if the user asked to resume.</w:t>
+        <w:t xml:space="preserve">Call create_goal with the user objective when they explicitly asked for a goal. That records a proposal: it is inert, and only the user can start it from the goal banner. Do not wait on it and do not try to activate it — carry on with the turn you are in. /goal sets an active goal directly and needs no tool call. Once a goal is active, work until update_goal with status complete, or the user pauses. Never pause yourself. Do not stop while required work remains. An active goal auto-continues on a budget; if it runs out the goal pauses and the user decides whether to spend another stretch.</w:t>
+      </w:r>
+    </w:p>
+    <w:p>
+      <w:r>
+        <w:t xml:space="preserve">Complete only with evidence that the objective is achieved and no required work is left. Resuming after a pause is the user's call, not yours.</w:t>
       </w:r>
     </w:p>
     <w:p>
@@ -109,7 +109,7 @@
     </w:p>
     <w:p>
       <w:r>
-        <w:t xml:space="preserve">An active goal.json on this chat, progress toward the objective, and update_goal complete when done.</w:t>
+        <w:t xml:space="preserve">A goal.json on this chat — proposed until the user starts it — progress toward the objective, and update_goal complete when done.</w:t>
       </w:r>
     </w:p>
   </w:body>
